--- a/website/files/Resume._Lada_Borovikova.docx
+++ b/website/files/Resume._Lada_Borovikova.docx
@@ -471,7 +471,7 @@
                 <w:szCs w:val="20"/>
               </w:rPr>
               <w:drawing>
-                <wp:inline distT="0" distB="0" distL="0" distR="0" wp14:anchorId="5718F5C9" wp14:editId="336A37FC">
+                <wp:inline distT="0" distB="0" distL="0" distR="0" wp14:anchorId="5718F5C9" wp14:editId="4C0B9A47">
                   <wp:extent cx="132715" cy="132715"/>
                   <wp:effectExtent l="0" t="0" r="0" b="0"/>
                   <wp:docPr id="699091310" name="Picture 699091310" descr="Logo&#10;&#10;Description automatically generated"/>
@@ -1631,7 +1631,6 @@
                 <w:tab w:val="right" w:pos="90"/>
               </w:tabs>
               <w:bidi w:val="0"/>
-              <w:jc w:val="both"/>
               <w:rPr>
                 <w:rFonts w:asciiTheme="minorHAnsi" w:hAnsiTheme="minorHAnsi" w:cstheme="minorHAnsi"/>
                 <w:sz w:val="20"/>
@@ -1652,13 +1651,12 @@
               <w:pStyle w:val="ListParagraph"/>
               <w:numPr>
                 <w:ilvl w:val="1"/>
-                <w:numId w:val="4"/>
+                <w:numId w:val="5"/>
               </w:numPr>
               <w:tabs>
                 <w:tab w:val="right" w:pos="90"/>
               </w:tabs>
               <w:bidi w:val="0"/>
-              <w:jc w:val="both"/>
               <w:rPr>
                 <w:rFonts w:asciiTheme="minorHAnsi" w:hAnsiTheme="minorHAnsi" w:cstheme="minorHAnsi"/>
                 <w:sz w:val="20"/>
@@ -1687,13 +1685,12 @@
               <w:pStyle w:val="ListParagraph"/>
               <w:numPr>
                 <w:ilvl w:val="1"/>
-                <w:numId w:val="4"/>
+                <w:numId w:val="5"/>
               </w:numPr>
               <w:tabs>
                 <w:tab w:val="right" w:pos="90"/>
               </w:tabs>
               <w:bidi w:val="0"/>
-              <w:jc w:val="both"/>
               <w:rPr>
                 <w:rFonts w:asciiTheme="minorHAnsi" w:hAnsiTheme="minorHAnsi" w:cstheme="minorHAnsi"/>
                 <w:sz w:val="20"/>
@@ -1790,13 +1787,12 @@
               <w:pStyle w:val="ListParagraph"/>
               <w:numPr>
                 <w:ilvl w:val="1"/>
-                <w:numId w:val="4"/>
+                <w:numId w:val="5"/>
               </w:numPr>
               <w:tabs>
                 <w:tab w:val="right" w:pos="90"/>
               </w:tabs>
               <w:bidi w:val="0"/>
-              <w:jc w:val="both"/>
               <w:rPr>
                 <w:rFonts w:asciiTheme="minorHAnsi" w:hAnsiTheme="minorHAnsi" w:cstheme="minorHAnsi"/>
                 <w:sz w:val="20"/>
@@ -1817,13 +1813,12 @@
               <w:pStyle w:val="ListParagraph"/>
               <w:numPr>
                 <w:ilvl w:val="1"/>
-                <w:numId w:val="4"/>
+                <w:numId w:val="5"/>
               </w:numPr>
               <w:tabs>
                 <w:tab w:val="right" w:pos="90"/>
               </w:tabs>
               <w:bidi w:val="0"/>
-              <w:jc w:val="both"/>
               <w:rPr>
                 <w:rFonts w:asciiTheme="minorHAnsi" w:hAnsiTheme="minorHAnsi" w:cstheme="minorHAnsi"/>
                 <w:sz w:val="20"/>
@@ -1844,13 +1839,12 @@
               <w:pStyle w:val="ListParagraph"/>
               <w:numPr>
                 <w:ilvl w:val="1"/>
-                <w:numId w:val="4"/>
+                <w:numId w:val="5"/>
               </w:numPr>
               <w:tabs>
                 <w:tab w:val="right" w:pos="90"/>
               </w:tabs>
               <w:bidi w:val="0"/>
-              <w:jc w:val="both"/>
               <w:rPr>
                 <w:rFonts w:asciiTheme="minorHAnsi" w:hAnsiTheme="minorHAnsi" w:cstheme="minorHAnsi"/>
                 <w:sz w:val="20"/>
@@ -1879,15 +1873,23 @@
                 <w:sz w:val="20"/>
                 <w:szCs w:val="20"/>
               </w:rPr>
-              <w:t xml:space="preserve">multiple </w:t>
-            </w:r>
-            <w:r>
-              <w:rPr>
-                <w:rFonts w:asciiTheme="minorHAnsi" w:hAnsiTheme="minorHAnsi" w:cstheme="minorHAnsi"/>
-                <w:sz w:val="20"/>
-                <w:szCs w:val="20"/>
-              </w:rPr>
-              <w:t xml:space="preserve"> Document Repositor</w:t>
+              <w:t>multiple</w:t>
+            </w:r>
+            <w:r>
+              <w:rPr>
+                <w:rFonts w:asciiTheme="minorHAnsi" w:hAnsiTheme="minorHAnsi" w:cstheme="minorHAnsi"/>
+                <w:sz w:val="20"/>
+                <w:szCs w:val="20"/>
+              </w:rPr>
+              <w:t xml:space="preserve"> </w:t>
+            </w:r>
+            <w:r>
+              <w:rPr>
+                <w:rFonts w:asciiTheme="minorHAnsi" w:hAnsiTheme="minorHAnsi" w:cstheme="minorHAnsi"/>
+                <w:sz w:val="20"/>
+                <w:szCs w:val="20"/>
+              </w:rPr>
+              <w:t>Document Repositor</w:t>
             </w:r>
             <w:r>
               <w:rPr>
@@ -1903,13 +1905,12 @@
               <w:pStyle w:val="ListParagraph"/>
               <w:numPr>
                 <w:ilvl w:val="1"/>
-                <w:numId w:val="4"/>
+                <w:numId w:val="5"/>
               </w:numPr>
               <w:tabs>
                 <w:tab w:val="right" w:pos="90"/>
               </w:tabs>
               <w:bidi w:val="0"/>
-              <w:jc w:val="both"/>
               <w:rPr>
                 <w:rFonts w:asciiTheme="minorHAnsi" w:hAnsiTheme="minorHAnsi" w:cstheme="minorHAnsi"/>
                 <w:sz w:val="20"/>
@@ -1936,7 +1937,6 @@
                 <w:tab w:val="right" w:pos="90"/>
               </w:tabs>
               <w:bidi w:val="0"/>
-              <w:jc w:val="both"/>
               <w:rPr>
                 <w:rFonts w:asciiTheme="minorHAnsi" w:hAnsiTheme="minorHAnsi" w:cstheme="minorHAnsi"/>
                 <w:sz w:val="20"/>
@@ -1963,7 +1963,6 @@
                 <w:tab w:val="right" w:pos="90"/>
               </w:tabs>
               <w:bidi w:val="0"/>
-              <w:jc w:val="both"/>
               <w:rPr>
                 <w:rFonts w:asciiTheme="minorHAnsi" w:hAnsiTheme="minorHAnsi" w:cstheme="minorHAnsi"/>
                 <w:sz w:val="20"/>
@@ -1990,7 +1989,6 @@
                 <w:tab w:val="right" w:pos="90"/>
               </w:tabs>
               <w:bidi w:val="0"/>
-              <w:jc w:val="both"/>
               <w:rPr>
                 <w:rFonts w:asciiTheme="minorHAnsi" w:hAnsiTheme="minorHAnsi" w:cstheme="minorHAnsi"/>
                 <w:sz w:val="20"/>
@@ -2017,7 +2015,6 @@
                 <w:tab w:val="right" w:pos="90"/>
               </w:tabs>
               <w:bidi w:val="0"/>
-              <w:jc w:val="both"/>
               <w:rPr>
                 <w:rFonts w:asciiTheme="minorHAnsi" w:hAnsiTheme="minorHAnsi" w:cstheme="minorHAnsi"/>
                 <w:sz w:val="20"/>
@@ -2044,7 +2041,6 @@
                 <w:tab w:val="right" w:pos="90"/>
               </w:tabs>
               <w:bidi w:val="0"/>
-              <w:jc w:val="both"/>
               <w:rPr>
                 <w:rFonts w:asciiTheme="minorHAnsi" w:hAnsiTheme="minorHAnsi" w:cstheme="minorHAnsi"/>
                 <w:sz w:val="20"/>
@@ -2071,7 +2067,6 @@
                 <w:tab w:val="right" w:pos="90"/>
               </w:tabs>
               <w:bidi w:val="0"/>
-              <w:jc w:val="both"/>
               <w:rPr>
                 <w:rFonts w:asciiTheme="minorHAnsi" w:hAnsiTheme="minorHAnsi" w:cstheme="minorHAnsi"/>
                 <w:sz w:val="20"/>
@@ -2098,7 +2093,6 @@
                 <w:tab w:val="right" w:pos="90"/>
               </w:tabs>
               <w:bidi w:val="0"/>
-              <w:jc w:val="both"/>
               <w:rPr>
                 <w:rFonts w:asciiTheme="minorHAnsi" w:hAnsiTheme="minorHAnsi" w:cstheme="minorHAnsi"/>
                 <w:sz w:val="20"/>
@@ -2125,7 +2119,6 @@
                 <w:tab w:val="right" w:pos="90"/>
               </w:tabs>
               <w:bidi w:val="0"/>
-              <w:jc w:val="both"/>
               <w:rPr>
                 <w:rFonts w:asciiTheme="minorHAnsi" w:hAnsiTheme="minorHAnsi" w:cstheme="minorHAnsi"/>
                 <w:sz w:val="20"/>
@@ -2166,7 +2159,6 @@
                 <w:tab w:val="right" w:pos="90"/>
               </w:tabs>
               <w:bidi w:val="0"/>
-              <w:jc w:val="both"/>
               <w:rPr>
                 <w:rFonts w:asciiTheme="minorHAnsi" w:hAnsiTheme="minorHAnsi" w:cstheme="minorHAnsi"/>
                 <w:sz w:val="20"/>
@@ -5474,6 +5466,119 @@
     </w:lvl>
   </w:abstractNum>
   <w:abstractNum w:abstractNumId="3" w15:restartNumberingAfterBreak="0">
+    <w:nsid w:val="64A55FF0"/>
+    <w:multiLevelType w:val="hybridMultilevel"/>
+    <w:tmpl w:val="0B5291EA"/>
+    <w:lvl w:ilvl="0" w:tplc="FFFFFFFF">
+      <w:start w:val="1"/>
+      <w:numFmt w:val="bullet"/>
+      <w:lvlText w:val=""/>
+      <w:lvlJc w:val="left"/>
+      <w:pPr>
+        <w:ind w:left="720" w:hanging="360"/>
+      </w:pPr>
+      <w:rPr>
+        <w:rFonts w:ascii="Symbol" w:hAnsi="Symbol" w:hint="default"/>
+      </w:rPr>
+    </w:lvl>
+    <w:lvl w:ilvl="1" w:tplc="04090005">
+      <w:start w:val="1"/>
+      <w:numFmt w:val="bullet"/>
+      <w:lvlText w:val=""/>
+      <w:lvlJc w:val="left"/>
+      <w:pPr>
+        <w:ind w:left="1440" w:hanging="360"/>
+      </w:pPr>
+      <w:rPr>
+        <w:rFonts w:ascii="Wingdings" w:hAnsi="Wingdings" w:hint="default"/>
+      </w:rPr>
+    </w:lvl>
+    <w:lvl w:ilvl="2" w:tplc="FFFFFFFF" w:tentative="1">
+      <w:start w:val="1"/>
+      <w:numFmt w:val="bullet"/>
+      <w:lvlText w:val=""/>
+      <w:lvlJc w:val="left"/>
+      <w:pPr>
+        <w:ind w:left="2160" w:hanging="360"/>
+      </w:pPr>
+      <w:rPr>
+        <w:rFonts w:ascii="Wingdings" w:hAnsi="Wingdings" w:hint="default"/>
+      </w:rPr>
+    </w:lvl>
+    <w:lvl w:ilvl="3" w:tplc="FFFFFFFF" w:tentative="1">
+      <w:start w:val="1"/>
+      <w:numFmt w:val="bullet"/>
+      <w:lvlText w:val=""/>
+      <w:lvlJc w:val="left"/>
+      <w:pPr>
+        <w:ind w:left="2880" w:hanging="360"/>
+      </w:pPr>
+      <w:rPr>
+        <w:rFonts w:ascii="Symbol" w:hAnsi="Symbol" w:hint="default"/>
+      </w:rPr>
+    </w:lvl>
+    <w:lvl w:ilvl="4" w:tplc="FFFFFFFF" w:tentative="1">
+      <w:start w:val="1"/>
+      <w:numFmt w:val="bullet"/>
+      <w:lvlText w:val="o"/>
+      <w:lvlJc w:val="left"/>
+      <w:pPr>
+        <w:ind w:left="3600" w:hanging="360"/>
+      </w:pPr>
+      <w:rPr>
+        <w:rFonts w:ascii="Courier New" w:hAnsi="Courier New" w:cs="Courier New" w:hint="default"/>
+      </w:rPr>
+    </w:lvl>
+    <w:lvl w:ilvl="5" w:tplc="FFFFFFFF" w:tentative="1">
+      <w:start w:val="1"/>
+      <w:numFmt w:val="bullet"/>
+      <w:lvlText w:val=""/>
+      <w:lvlJc w:val="left"/>
+      <w:pPr>
+        <w:ind w:left="4320" w:hanging="360"/>
+      </w:pPr>
+      <w:rPr>
+        <w:rFonts w:ascii="Wingdings" w:hAnsi="Wingdings" w:hint="default"/>
+      </w:rPr>
+    </w:lvl>
+    <w:lvl w:ilvl="6" w:tplc="FFFFFFFF" w:tentative="1">
+      <w:start w:val="1"/>
+      <w:numFmt w:val="bullet"/>
+      <w:lvlText w:val=""/>
+      <w:lvlJc w:val="left"/>
+      <w:pPr>
+        <w:ind w:left="5040" w:hanging="360"/>
+      </w:pPr>
+      <w:rPr>
+        <w:rFonts w:ascii="Symbol" w:hAnsi="Symbol" w:hint="default"/>
+      </w:rPr>
+    </w:lvl>
+    <w:lvl w:ilvl="7" w:tplc="FFFFFFFF" w:tentative="1">
+      <w:start w:val="1"/>
+      <w:numFmt w:val="bullet"/>
+      <w:lvlText w:val="o"/>
+      <w:lvlJc w:val="left"/>
+      <w:pPr>
+        <w:ind w:left="5760" w:hanging="360"/>
+      </w:pPr>
+      <w:rPr>
+        <w:rFonts w:ascii="Courier New" w:hAnsi="Courier New" w:cs="Courier New" w:hint="default"/>
+      </w:rPr>
+    </w:lvl>
+    <w:lvl w:ilvl="8" w:tplc="FFFFFFFF" w:tentative="1">
+      <w:start w:val="1"/>
+      <w:numFmt w:val="bullet"/>
+      <w:lvlText w:val=""/>
+      <w:lvlJc w:val="left"/>
+      <w:pPr>
+        <w:ind w:left="6480" w:hanging="360"/>
+      </w:pPr>
+      <w:rPr>
+        <w:rFonts w:ascii="Wingdings" w:hAnsi="Wingdings" w:hint="default"/>
+      </w:rPr>
+    </w:lvl>
+  </w:abstractNum>
+  <w:abstractNum w:abstractNumId="4" w15:restartNumberingAfterBreak="0">
     <w:nsid w:val="666A2C50"/>
     <w:multiLevelType w:val="hybridMultilevel"/>
     <w:tmpl w:val="B8785CB6"/>
@@ -5594,10 +5699,13 @@
     <w:abstractNumId w:val="1"/>
   </w:num>
   <w:num w:numId="3" w16cid:durableId="617297972">
-    <w:abstractNumId w:val="3"/>
+    <w:abstractNumId w:val="4"/>
   </w:num>
   <w:num w:numId="4" w16cid:durableId="288628297">
     <w:abstractNumId w:val="2"/>
+  </w:num>
+  <w:num w:numId="5" w16cid:durableId="998341953">
+    <w:abstractNumId w:val="3"/>
   </w:num>
 </w:numbering>
 </file>
